--- a/Source/Areas/RCD/Doc_Files/Avviso_Documenti_in_Giacenza_2.docx
+++ b/Source/Areas/RCD/Doc_Files/Avviso_Documenti_in_Giacenza_2.docx
@@ -823,7 +823,7 @@
 </file>
 
 <file path=word/footer1.xml><?xml version="1.0" encoding="UTF-8" standalone="yes"?>
-<w:ftr xmlns:wpc="http://schemas.microsoft.com/office/word/2010/wordprocessingCanvas" xmlns:cx="http://schemas.microsoft.com/office/drawing/2014/chartex" xmlns:cx1="http://schemas.microsoft.com/office/drawing/2015/9/8/chartex" xmlns:cx2="http://schemas.microsoft.com/office/drawing/2015/10/21/chartex" xmlns:cx3="http://schemas.microsoft.com/office/drawing/2016/5/9/chartex" xmlns:cx4="http://schemas.microsoft.com/office/drawing/2016/5/10/chartex" xmlns:cx5="http://schemas.microsoft.com/office/drawing/2016/5/11/chartex" xmlns:cx6="http://schemas.microsoft.com/office/drawing/2016/5/12/chartex" xmlns:cx7="http://schemas.microsoft.com/office/drawing/2016/5/13/chartex" xmlns:cx8="http://schemas.microsoft.com/office/drawing/2016/5/14/chartex" xmlns:mc="http://schemas.openxmlformats.org/markup-compatibility/2006" xmlns:aink="http://schemas.microsoft.com/office/drawing/2016/ink" xmlns:am3d="http://schemas.microsoft.com/office/drawing/2017/model3d" xmlns:o="urn:schemas-microsoft-com:office:office" xmlns:r="http://schemas.openxmlformats.org/officeDocument/2006/relationships" xmlns:m="http://schemas.openxmlformats.org/officeDocument/2006/math" xmlns:v="urn:schemas-microsoft-com:vml" xmlns:wp14="http://schemas.microsoft.com/office/word/2010/wordprocessingDrawing" xmlns:wp="http://schemas.openxmlformats.org/drawingml/2006/wordprocessingDrawing" xmlns:w10="urn:schemas-microsoft-com:office:word" xmlns:w="http://schemas.openxmlformats.org/wordprocessingml/2006/main" xmlns:w14="http://schemas.microsoft.com/office/word/2010/wordml" xmlns:w15="http://schemas.microsoft.com/office/word/2012/wordml" xmlns:w16cex="http://schemas.microsoft.com/office/word/2018/wordml/cex" xmlns:w16cid="http://schemas.microsoft.com/office/word/2016/wordml/cid" xmlns:w16="http://schemas.microsoft.com/office/word/2018/wordml" xmlns:w16sdtdh="http://schemas.microsoft.com/office/word/2020/wordml/sdtdatahash" xmlns:w16se="http://schemas.microsoft.com/office/word/2015/wordml/symex" xmlns:wpg="http://schemas.microsoft.com/office/word/2010/wordprocessingGroup" xmlns:wpi="http://schemas.microsoft.com/office/word/2010/wordprocessingInk" xmlns:wne="http://schemas.microsoft.com/office/word/2006/wordml" xmlns:wps="http://schemas.microsoft.com/office/word/2010/wordprocessingShape" mc:Ignorable="w14 w15 w16se w16cid w16 w16cex w16sdtdh wp14"><w:p><w:pPr><w:rPr><w:rFonts w:asciiTheme="minorHAnsi" w:hAnsiTheme="minorHAnsi" w:cs="Tahoma"/><w:b/><w:sz w:val="16"/><w:szCs w:val="16"/></w:rPr></w:pPr><w:r><w:rPr><w:rFonts w:asciiTheme="minorHAnsi" w:hAnsiTheme="minorHAnsi" w:cs="Tahoma"/><w:b/><w:noProof/><w:sz w:val="16"/><w:szCs w:val="16"/></w:rPr><mc:AlternateContent><mc:Choice Requires="wps"><w:drawing><wp:anchor distT="4294967294" distB="4294967294" distL="114300" distR="114300" simplePos="0" relativeHeight="251659264" behindDoc="0" locked="0" layoutInCell="1" allowOverlap="1" wp14:anchorId="1A8CE8AA" wp14:editId="2AC690A1"><wp:simplePos x="0" y="0"/><wp:positionH relativeFrom="column"><wp:posOffset>-549275</wp:posOffset></wp:positionH><wp:positionV relativeFrom="paragraph"><wp:posOffset>73659</wp:posOffset></wp:positionV><wp:extent cx="7193280" cy="0"/><wp:effectExtent l="0" t="0" r="26670" b="19050"/><wp:wrapNone/><wp:docPr id="3" name="Connettore 1 1"/><wp:cNvGraphicFramePr><a:graphicFrameLocks xmlns:a="http://schemas.openxmlformats.org/drawingml/2006/main"/></wp:cNvGraphicFramePr><a:graphic xmlns:a="http://schemas.openxmlformats.org/drawingml/2006/main"><a:graphicData uri="http://schemas.microsoft.com/office/word/2010/wordprocessingShape"><wps:wsp><wps:cNvCnPr><a:cxnSpLocks/></wps:cNvCnPr><wps:spPr><a:xfrm><a:off x="0" y="0"/><a:ext cx="7193280" cy="0"/></a:xfrm><a:prstGeom prst="line"><a:avLst/></a:prstGeom><a:ln w="19050"><a:solidFill><a:srgbClr val="FF0000"/></a:solidFill></a:ln></wps:spPr><wps:style><a:lnRef idx="1"><a:schemeClr val="accent1"/></a:lnRef><a:fillRef idx="0"><a:schemeClr val="accent1"/></a:fillRef><a:effectRef idx="0"><a:schemeClr val="accent1"/></a:effectRef><a:fontRef idx="minor"><a:schemeClr val="tx1"/></a:fontRef></wps:style><wps:bodyPr/></wps:wsp></a:graphicData></a:graphic><wp14:sizeRelH relativeFrom="margin"><wp14:pctWidth>0</wp14:pctWidth></wp14:sizeRelH><wp14:sizeRelV relativeFrom="margin"><wp14:pctHeight>0</wp14:pctHeight></wp14:sizeRelV></wp:anchor></w:drawing></mc:Choice><mc:Fallback><w:pict><v:line w14:anchorId="22126D82" id="Connettore 1 1" o:spid="_x0000_s1026" style="position:absolute;z-index:251659264;visibility:visible;mso-wrap-style:square;mso-width-percent:0;mso-height-percent:0;mso-wrap-distance-left:9pt;mso-wrap-distance-top:-6e-5mm;mso-wrap-distance-right:9pt;mso-wrap-distance-bottom:-6e-5mm;mso-position-horizontal:absolute;mso-position-horizontal-relative:text;mso-position-vertical:absolute;mso-position-vertical-relative:text;mso-width-percent:0;mso-height-percent:0;mso-width-relative:margin;mso-height-relative:margin" from="-43.25pt,5.8pt" to="523.15pt,5.8pt" o:gfxdata="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" strokecolor="red" strokeweight="1.5pt"><o:lock v:ext="edit" shapetype="f"/></v:line></w:pict></mc:Fallback></mc:AlternateContent></w:r></w:p><w:p><w:pPr><w:pBdr><w:top w:val="nil"/><w:left w:val="nil"/><w:bottom w:val="nil"/><w:right w:val="nil"/><w:between w:val="nil"/><w:bar w:val="nil"/></w:pBdr><w:spacing w:line="259" w:lineRule="auto"/><w:ind w:left="-426" w:right="-569"/><w:rPr><w:rFonts w:ascii="Calibri" w:eastAsia="Calibri" w:hAnsi="Calibri" w:cs="Calibri"/><w:b/><w:bCs/><w:color w:val="000000"/><w:spacing w:val="2"/><w:sz w:val="16"/><w:szCs w:val="16"/><w:u w:color="000000"/><w:bdr w:val="nil"/></w:rPr></w:pPr><w:r><w:rPr><w:rFonts w:ascii="Calibri" w:eastAsia="Calibri" w:hAnsi="Calibri" w:cs="Calibri"/><w:b/><w:bCs/><w:color w:val="000000"/><w:spacing w:val="2"/><w:sz w:val="16"/><w:szCs w:val="16"/><w:u w:color="000000"/><w:bdr w:val="nil"/></w:rPr><w:t>ISTITUTO DI CREDITO S.p.A.</w:t></w:r></w:p><w:p><w:pPr><w:pBdr><w:top w:val="nil"/><w:left w:val="nil"/><w:bottom w:val="nil"/><w:right w:val="nil"/><w:between w:val="nil"/><w:bar w:val="nil"/></w:pBdr><w:ind w:left="-426" w:right="-569"/><w:rPr><w:rFonts w:ascii="Calibri" w:eastAsia="Calibri" w:hAnsi="Calibri" w:cs="Calibri"/><w:color w:val="404040"/><w:spacing w:val="-2"/><w:sz w:val="16"/><w:szCs w:val="16"/><w:u w:color="404040"/><w:bdr w:val="nil"/></w:rPr></w:pPr><w:r><w:rPr><w:rFonts w:ascii="Calibri" w:eastAsia="Calibri" w:hAnsi="Calibri" w:cs="Calibri"/><w:color w:val="404040"/><w:spacing w:val="-2"/><w:sz w:val="16"/><w:szCs w:val="16"/><w:u w:color="404040"/><w:bdr w:val="nil"/></w:rPr><w:t>Sede Legale e Direzione Generale Via Esempio 1, 00000 Citta</w:t></w:r></w:p><w:p><w:pPr><w:pBdr><w:top w:val="nil"/><w:left w:val="nil"/><w:bottom w:val="nil"/><w:right w:val="nil"/><w:between w:val="nil"/><w:bar w:val="nil"/></w:pBdr><w:ind w:left="-426" w:right="-569"/><w:jc w:val="both"/><w:rPr><w:rFonts w:ascii="Calibri" w:eastAsia="Calibri" w:hAnsi="Calibri" w:cs="Calibri"/><w:color w:val="404040"/><w:sz w:val="16"/><w:szCs w:val="16"/><w:u w:color="404040"/><w:bdr w:val="nil"/></w:rPr></w:pPr><w:r><w:rPr><w:rFonts w:ascii="Calibri" w:eastAsia="Calibri" w:hAnsi="Calibri" w:cs="Calibri"/><w:color w:val="404040"/><w:spacing w:val="-2"/><w:sz w:val="16"/><w:szCs w:val="16"/><w:u w:color="404040"/><w:bdr w:val="nil"/></w:rPr><w:t xml:space="preserve">Tel. +39 000 0000000 - Fax +39 000 0000000 </w:t></w:r><w:hyperlink r:id="rId1" w:history="1"><w:r><w:rPr><w:rFonts w:ascii="Calibri" w:eastAsia="Calibri" w:hAnsi="Calibri" w:cs="Calibri"/><w:color w:val="404040"/><w:sz w:val="16"/><w:szCs w:val="16"/><w:u w:color="404040"/><w:bdr w:val="nil"/></w:rPr><w:t>www.example.com</w:t></w:r></w:hyperlink><w:r><w:rPr><w:rFonts w:ascii="Calibri" w:eastAsia="Calibri" w:hAnsi="Calibri" w:cs="Calibri"/><w:color w:val="404040"/><w:sz w:val="16"/><w:szCs w:val="16"/><w:u w:color="404040"/><w:bdr w:val="nil"/></w:rPr><w:t xml:space="preserve">  </w:t></w:r><w:hyperlink r:id="rId2" w:history="1"><w:r><w:rPr><w:rFonts w:ascii="Calibri" w:eastAsia="Calibri" w:hAnsi="Calibri" w:cs="Calibri"/><w:color w:val="404040"/><w:sz w:val="16"/><w:szCs w:val="16"/><w:u w:color="404040"/><w:bdr w:val="nil"/></w:rPr><w:t>info@example.com</w:t></w:r></w:hyperlink><w:r><w:rPr><w:rFonts w:ascii="Calibri" w:eastAsia="Calibri" w:hAnsi="Calibri" w:cs="Calibri"/><w:color w:val="000000"/><w:sz w:val="16"/><w:szCs w:val="16"/><w:u w:color="000000"/><w:bdr w:val="nil"/></w:rPr><w:t xml:space="preserve"> - </w:t></w:r><w:r><w:rPr><w:rFonts w:ascii="Calibri" w:eastAsia="Calibri" w:hAnsi="Calibri" w:cs="Calibri"/><w:color w:val="404040"/><w:sz w:val="16"/><w:szCs w:val="16"/><w:u w:color="404040"/><w:bdr w:val="nil"/></w:rPr><w:t>C.F., P. IVA e Iscrizione al Registro Imprese n. 00000000000</w:t></w:r></w:p><w:p><w:pPr><w:pBdr><w:top w:val="nil"/><w:left w:val="nil"/><w:bottom w:val="nil"/><w:right w:val="nil"/><w:between w:val="nil"/><w:bar w:val="nil"/></w:pBdr><w:ind w:left="-426" w:right="-569"/><w:jc w:val="both"/><w:rPr><w:rFonts w:ascii="Calibri" w:eastAsia="Calibri" w:hAnsi="Calibri" w:cs="Calibri"/><w:color w:val="000000"/><w:spacing w:val="1"/><w:sz w:val="16"/><w:szCs w:val="16"/><w:u w:color="000000"/><w:bdr w:val="nil"/></w:rPr></w:pPr><w:r><w:rPr><w:rFonts w:ascii="Calibri" w:eastAsia="Calibri" w:hAnsi="Calibri" w:cs="Calibri"/><w:color w:val="404040"/><w:sz w:val="16"/><w:szCs w:val="16"/><w:u w:color="404040"/><w:bdr w:val="nil"/></w:rPr><w:t xml:space="preserve">Albo aziende creditizie n. 4616 / REA 000000 ABI 00000 Capitale Sociale 622.303.241,00 euro i. v. </w:t></w:r><w:r><w:rPr><w:rFonts w:ascii="Calibri" w:eastAsia="Calibri" w:hAnsi="Calibri" w:cs="Calibri"/><w:color w:val="000000"/><w:spacing w:val="1"/><w:sz w:val="16"/><w:szCs w:val="16"/><w:u w:color="000000"/><w:bdr w:val="nil"/></w:rPr><w:t xml:space="preserve">Società facente parte del Gruppo Bancario <Capogruppo> iscritto al n. 00000 </w:t></w:r><w:proofErr w:type="spellStart"/><w:r><w:rPr><w:rFonts w:ascii="Calibri" w:eastAsia="Calibri" w:hAnsi="Calibri" w:cs="Calibri"/><w:color w:val="000000"/><w:spacing w:val="1"/><w:sz w:val="16"/><w:szCs w:val="16"/><w:u w:color="000000"/><w:bdr w:val="nil"/></w:rPr><w:t>dell</w:t></w:r><w:proofErr w:type="spellEnd"/><w:r><w:rPr><w:rFonts w:ascii="Arial Unicode MS" w:eastAsia="Calibri" w:hAnsi="Arial Unicode MS" w:cs="Calibri"/><w:color w:val="000000"/><w:spacing w:val="1"/><w:sz w:val="16"/><w:szCs w:val="16"/><w:u w:color="000000"/><w:bdr w:val="nil"/><w:rtl/><w:lang w:val="ar-SA"/></w:rPr><w:t>’</w:t></w:r><w:r><w:rPr><w:rFonts w:ascii="Calibri" w:eastAsia="Calibri" w:hAnsi="Calibri" w:cs="Calibri"/><w:color w:val="000000"/><w:spacing w:val="1"/><w:sz w:val="16"/><w:szCs w:val="16"/><w:u w:color="000000"/><w:bdr w:val="nil"/></w:rPr><w:t xml:space="preserve">Albo dei Gruppi Bancari </w:t></w:r><w:r><w:rPr><w:rFonts w:ascii="Calibri" w:eastAsia="Calibri" w:hAnsi="Calibri" w:cs="Calibri"/><w:color w:val="000000"/><w:sz w:val="16"/><w:szCs w:val="16"/><w:u w:color="000000"/><w:bdr w:val="nil"/></w:rPr><w:t>e soggetta all’attività di direzione e coordinamento di <Capogruppo> S.p.A.</w:t></w:r></w:p><w:p><w:pPr><w:pBdr><w:top w:val="nil"/><w:left w:val="nil"/><w:bottom w:val="nil"/><w:right w:val="nil"/><w:between w:val="nil"/><w:bar w:val="nil"/></w:pBdr><w:ind w:left="-426" w:right="-569"/><w:jc w:val="both"/><w:rPr><w:rFonts w:ascii="Calibri" w:eastAsia="Calibri" w:hAnsi="Calibri" w:cs="Calibri"/><w:b/><w:bCs/><w:color w:val="404040"/><w:spacing w:val="-2"/><w:sz w:val="16"/><w:szCs w:val="16"/><w:u w:color="404040"/><w:bdr w:val="nil"/></w:rPr></w:pPr><w:r><w:rPr><w:rFonts w:ascii="Calibri" w:eastAsia="Calibri" w:hAnsi="Calibri" w:cs="Calibri"/><w:color w:val="404040"/><w:sz w:val="16"/><w:szCs w:val="16"/><w:u w:color="404040"/><w:bdr w:val="nil"/></w:rPr><w:t>Banca autorizzata per le operazioni valutarie e in cambi, aderente al Fondo Interbancario di Tutela dei Depositi e al Fondo Nazionale di Garanzia.</w:t></w:r></w:p><w:p><w:pPr><w:widowControl/><w:pBdr><w:top w:val="nil"/><w:left w:val="nil"/><w:bottom w:val="nil"/><w:right w:val="nil"/><w:between w:val="nil"/><w:bar w:val="nil"/></w:pBdr><w:tabs><w:tab w:val="left" w:pos="2180"/></w:tabs><w:autoSpaceDE/><w:autoSpaceDN/><w:adjustRightInd/><w:rPr><w:rFonts w:ascii="Calibri" w:eastAsia="Calibri" w:hAnsi="Calibri" w:cs="Calibri"/><w:color w:val="000000"/><w:sz w:val="22"/><w:szCs w:val="22"/><w:u w:color="000000"/><w:bdr w:val="nil"/></w:rPr></w:pPr><w:r><w:rPr><w:rFonts w:ascii="Calibri" w:eastAsia="Calibri" w:hAnsi="Calibri" w:cs="Calibri"/><w:color w:val="000000"/><w:sz w:val="22"/><w:szCs w:val="22"/><w:u w:color="000000"/><w:bdr w:val="nil"/></w:rPr><w:tab/></w:r></w:p><w:p><w:pPr><w:spacing w:line="0" w:lineRule="atLeast"/><w:ind w:left="-851"/><w:rPr><w:rFonts w:asciiTheme="minorHAnsi" w:hAnsiTheme="minorHAnsi" w:cs="Tahoma"/><w:sz w:val="16"/><w:szCs w:val="16"/></w:rPr></w:pPr></w:p></w:ftr>
+<w:ftr xmlns:wpc="http://schemas.microsoft.com/office/word/2010/wordprocessingCanvas" xmlns:cx="http://schemas.microsoft.com/office/drawing/2014/chartex" xmlns:cx1="http://schemas.microsoft.com/office/drawing/2015/9/8/chartex" xmlns:cx2="http://schemas.microsoft.com/office/drawing/2015/10/21/chartex" xmlns:cx3="http://schemas.microsoft.com/office/drawing/2016/5/9/chartex" xmlns:cx4="http://schemas.microsoft.com/office/drawing/2016/5/10/chartex" xmlns:cx5="http://schemas.microsoft.com/office/drawing/2016/5/11/chartex" xmlns:cx6="http://schemas.microsoft.com/office/drawing/2016/5/12/chartex" xmlns:cx7="http://schemas.microsoft.com/office/drawing/2016/5/13/chartex" xmlns:cx8="http://schemas.microsoft.com/office/drawing/2016/5/14/chartex" xmlns:mc="http://schemas.openxmlformats.org/markup-compatibility/2006" xmlns:aink="http://schemas.microsoft.com/office/drawing/2016/ink" xmlns:am3d="http://schemas.microsoft.com/office/drawing/2017/model3d" xmlns:o="urn:schemas-microsoft-com:office:office" xmlns:r="http://schemas.openxmlformats.org/officeDocument/2006/relationships" xmlns:m="http://schemas.openxmlformats.org/officeDocument/2006/math" xmlns:v="urn:schemas-microsoft-com:vml" xmlns:wp14="http://schemas.microsoft.com/office/word/2010/wordprocessingDrawing" xmlns:wp="http://schemas.openxmlformats.org/drawingml/2006/wordprocessingDrawing" xmlns:w10="urn:schemas-microsoft-com:office:word" xmlns:w="http://schemas.openxmlformats.org/wordprocessingml/2006/main" xmlns:w14="http://schemas.microsoft.com/office/word/2010/wordml" xmlns:w15="http://schemas.microsoft.com/office/word/2012/wordml" xmlns:w16cex="http://schemas.microsoft.com/office/word/2018/wordml/cex" xmlns:w16cid="http://schemas.microsoft.com/office/word/2016/wordml/cid" xmlns:w16="http://schemas.microsoft.com/office/word/2018/wordml" xmlns:w16sdtdh="http://schemas.microsoft.com/office/word/2020/wordml/sdtdatahash" xmlns:w16se="http://schemas.microsoft.com/office/word/2015/wordml/symex" xmlns:wpg="http://schemas.microsoft.com/office/word/2010/wordprocessingGroup" xmlns:wpi="http://schemas.microsoft.com/office/word/2010/wordprocessingInk" xmlns:wne="http://schemas.microsoft.com/office/word/2006/wordml" xmlns:wps="http://schemas.microsoft.com/office/word/2010/wordprocessingShape" mc:Ignorable="w14 w15 w16se w16cid w16 w16cex w16sdtdh wp14"><w:p><w:pPr><w:rPr><w:rFonts w:asciiTheme="minorHAnsi" w:hAnsiTheme="minorHAnsi" w:cs="Tahoma"/><w:b/><w:sz w:val="16"/><w:szCs w:val="16"/></w:rPr></w:pPr><w:r><w:rPr><w:rFonts w:asciiTheme="minorHAnsi" w:hAnsiTheme="minorHAnsi" w:cs="Tahoma"/><w:b/><w:noProof/><w:sz w:val="16"/><w:szCs w:val="16"/></w:rPr><mc:AlternateContent><mc:Choice Requires="wps"><w:drawing><wp:anchor distT="4294967294" distB="4294967294" distL="114300" distR="114300" simplePos="0" relativeHeight="251659264" behindDoc="0" locked="0" layoutInCell="1" allowOverlap="1" wp14:anchorId="1A8CE8AA" wp14:editId="2AC690A1"><wp:simplePos x="0" y="0"/><wp:positionH relativeFrom="column"><wp:posOffset>-549275</wp:posOffset></wp:positionH><wp:positionV relativeFrom="paragraph"><wp:posOffset>73659</wp:posOffset></wp:positionV><wp:extent cx="7193280" cy="0"/><wp:effectExtent l="0" t="0" r="26670" b="19050"/><wp:wrapNone/><wp:docPr id="3" name="Connettore 1 1"/><wp:cNvGraphicFramePr><a:graphicFrameLocks xmlns:a="http://schemas.openxmlformats.org/drawingml/2006/main"/></wp:cNvGraphicFramePr><a:graphic xmlns:a="http://schemas.openxmlformats.org/drawingml/2006/main"><a:graphicData uri="http://schemas.microsoft.com/office/word/2010/wordprocessingShape"><wps:wsp><wps:cNvCnPr><a:cxnSpLocks/></wps:cNvCnPr><wps:spPr><a:xfrm><a:off x="0" y="0"/><a:ext cx="7193280" cy="0"/></a:xfrm><a:prstGeom prst="line"><a:avLst/></a:prstGeom><a:ln w="19050"><a:solidFill><a:srgbClr val="FF0000"/></a:solidFill></a:ln></wps:spPr><wps:style><a:lnRef idx="1"><a:schemeClr val="accent1"/></a:lnRef><a:fillRef idx="0"><a:schemeClr val="accent1"/></a:fillRef><a:effectRef idx="0"><a:schemeClr val="accent1"/></a:effectRef><a:fontRef idx="minor"><a:schemeClr val="tx1"/></a:fontRef></wps:style><wps:bodyPr/></wps:wsp></a:graphicData></a:graphic><wp14:sizeRelH relativeFrom="margin"><wp14:pctWidth>0</wp14:pctWidth></wp14:sizeRelH><wp14:sizeRelV relativeFrom="margin"><wp14:pctHeight>0</wp14:pctHeight></wp14:sizeRelV></wp:anchor></w:drawing></mc:Choice><mc:Fallback><w:pict><v:line w14:anchorId="22126D82" id="Connettore 1 1" o:spid="_x0000_s1026" style="position:absolute;z-index:251659264;visibility:visible;mso-wrap-style:square;mso-width-percent:0;mso-height-percent:0;mso-wrap-distance-left:9pt;mso-wrap-distance-top:-6e-5mm;mso-wrap-distance-right:9pt;mso-wrap-distance-bottom:-6e-5mm;mso-position-horizontal:absolute;mso-position-horizontal-relative:text;mso-position-vertical:absolute;mso-position-vertical-relative:text;mso-width-percent:0;mso-height-percent:0;mso-width-relative:margin;mso-height-relative:margin" from="-43.25pt,5.8pt" to="523.15pt,5.8pt" o:gfxdata="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" strokecolor="red" strokeweight="1.5pt"><o:lock v:ext="edit" shapetype="f"/></v:line></w:pict></mc:Fallback></mc:AlternateContent></w:r></w:p><w:p><w:pPr><w:pBdr><w:top w:val="nil"/><w:left w:val="nil"/><w:bottom w:val="nil"/><w:right w:val="nil"/><w:between w:val="nil"/><w:bar w:val="nil"/></w:pBdr><w:spacing w:line="259" w:lineRule="auto"/><w:ind w:left="-426" w:right="-569"/><w:rPr><w:rFonts w:ascii="Calibri" w:eastAsia="Calibri" w:hAnsi="Calibri" w:cs="Calibri"/><w:b/><w:bCs/><w:color w:val="000000"/><w:spacing w:val="2"/><w:sz w:val="16"/><w:szCs w:val="16"/><w:u w:color="000000"/><w:bdr w:val="nil"/></w:rPr></w:pPr><w:r><w:rPr><w:rFonts w:ascii="Calibri" w:eastAsia="Calibri" w:hAnsi="Calibri" w:cs="Calibri"/><w:b/><w:bCs/><w:color w:val="000000"/><w:spacing w:val="2"/><w:sz w:val="16"/><w:szCs w:val="16"/><w:u w:color="000000"/><w:bdr w:val="nil"/></w:rPr><w:t>ISTITUTO DI CREDITO S.p.A.</w:t></w:r></w:p><w:p><w:pPr><w:pBdr><w:top w:val="nil"/><w:left w:val="nil"/><w:bottom w:val="nil"/><w:right w:val="nil"/><w:between w:val="nil"/><w:bar w:val="nil"/></w:pBdr><w:ind w:left="-426" w:right="-569"/><w:rPr><w:rFonts w:ascii="Calibri" w:eastAsia="Calibri" w:hAnsi="Calibri" w:cs="Calibri"/><w:color w:val="404040"/><w:spacing w:val="-2"/><w:sz w:val="16"/><w:szCs w:val="16"/><w:u w:color="404040"/><w:bdr w:val="nil"/></w:rPr></w:pPr><w:r><w:rPr><w:rFonts w:ascii="Calibri" w:eastAsia="Calibri" w:hAnsi="Calibri" w:cs="Calibri"/><w:color w:val="404040"/><w:spacing w:val="-2"/><w:sz w:val="16"/><w:szCs w:val="16"/><w:u w:color="404040"/><w:bdr w:val="nil"/></w:rPr><w:t>Sede Legale e Direzione Generale Via Esempio 1, 00000 Citta</w:t></w:r></w:p><w:p><w:pPr><w:pBdr><w:top w:val="nil"/><w:left w:val="nil"/><w:bottom w:val="nil"/><w:right w:val="nil"/><w:between w:val="nil"/><w:bar w:val="nil"/></w:pBdr><w:ind w:left="-426" w:right="-569"/><w:jc w:val="both"/><w:rPr><w:rFonts w:ascii="Calibri" w:eastAsia="Calibri" w:hAnsi="Calibri" w:cs="Calibri"/><w:color w:val="404040"/><w:sz w:val="16"/><w:szCs w:val="16"/><w:u w:color="404040"/><w:bdr w:val="nil"/></w:rPr></w:pPr><w:r><w:rPr><w:rFonts w:ascii="Calibri" w:eastAsia="Calibri" w:hAnsi="Calibri" w:cs="Calibri"/><w:color w:val="404040"/><w:spacing w:val="-2"/><w:sz w:val="16"/><w:szCs w:val="16"/><w:u w:color="404040"/><w:bdr w:val="nil"/></w:rPr><w:t xml:space="preserve">Tel. +39 000 0000000 - Fax +39 000 0000000 </w:t></w:r><w:hyperlink r:id="rId1" w:history="1"><w:r><w:rPr><w:rFonts w:ascii="Calibri" w:eastAsia="Calibri" w:hAnsi="Calibri" w:cs="Calibri"/><w:color w:val="404040"/><w:sz w:val="16"/><w:szCs w:val="16"/><w:u w:color="404040"/><w:bdr w:val="nil"/></w:rPr><w:t>www.example.com</w:t></w:r></w:hyperlink><w:r><w:rPr><w:rFonts w:ascii="Calibri" w:eastAsia="Calibri" w:hAnsi="Calibri" w:cs="Calibri"/><w:color w:val="404040"/><w:sz w:val="16"/><w:szCs w:val="16"/><w:u w:color="404040"/><w:bdr w:val="nil"/></w:rPr><w:t xml:space="preserve">  </w:t></w:r><w:hyperlink r:id="rId2" w:history="1"><w:r><w:rPr><w:rFonts w:ascii="Calibri" w:eastAsia="Calibri" w:hAnsi="Calibri" w:cs="Calibri"/><w:color w:val="404040"/><w:sz w:val="16"/><w:szCs w:val="16"/><w:u w:color="404040"/><w:bdr w:val="nil"/></w:rPr><w:t>info@example.com</w:t></w:r></w:hyperlink><w:r><w:rPr><w:rFonts w:ascii="Calibri" w:eastAsia="Calibri" w:hAnsi="Calibri" w:cs="Calibri"/><w:color w:val="000000"/><w:sz w:val="16"/><w:szCs w:val="16"/><w:u w:color="000000"/><w:bdr w:val="nil"/></w:rPr><w:t xml:space="preserve"> - </w:t></w:r><w:r><w:rPr><w:rFonts w:ascii="Calibri" w:eastAsia="Calibri" w:hAnsi="Calibri" w:cs="Calibri"/><w:color w:val="404040"/><w:sz w:val="16"/><w:szCs w:val="16"/><w:u w:color="404040"/><w:bdr w:val="nil"/></w:rPr><w:t>C.F., P. IVA e Iscrizione al Registro Imprese n. 00000000000</w:t></w:r></w:p><w:p><w:pPr><w:pBdr><w:top w:val="nil"/><w:left w:val="nil"/><w:bottom w:val="nil"/><w:right w:val="nil"/><w:between w:val="nil"/><w:bar w:val="nil"/></w:pBdr><w:ind w:left="-426" w:right="-569"/><w:jc w:val="both"/><w:rPr><w:rFonts w:ascii="Calibri" w:eastAsia="Calibri" w:hAnsi="Calibri" w:cs="Calibri"/><w:color w:val="000000"/><w:spacing w:val="1"/><w:sz w:val="16"/><w:szCs w:val="16"/><w:u w:color="000000"/><w:bdr w:val="nil"/></w:rPr></w:pPr><w:r><w:rPr><w:rFonts w:ascii="Calibri" w:eastAsia="Calibri" w:hAnsi="Calibri" w:cs="Calibri"/><w:color w:val="404040"/><w:sz w:val="16"/><w:szCs w:val="16"/><w:u w:color="404040"/><w:bdr w:val="nil"/></w:rPr><w:t xml:space="preserve">Albo aziende creditizie n. 0000 / REA n. 000000 ABI 00000 Capitale Sociale 0,00 euro i. v. </w:t></w:r><w:r><w:rPr><w:rFonts w:ascii="Calibri" w:eastAsia="Calibri" w:hAnsi="Calibri" w:cs="Calibri"/><w:color w:val="000000"/><w:spacing w:val="1"/><w:sz w:val="16"/><w:szCs w:val="16"/><w:u w:color="000000"/><w:bdr w:val="nil"/></w:rPr><w:t xml:space="preserve">Società facente parte del Gruppo Bancario <Capogruppo> iscritto al n. 00000 </w:t></w:r><w:proofErr w:type="spellStart"/><w:r><w:rPr><w:rFonts w:ascii="Calibri" w:eastAsia="Calibri" w:hAnsi="Calibri" w:cs="Calibri"/><w:color w:val="000000"/><w:spacing w:val="1"/><w:sz w:val="16"/><w:szCs w:val="16"/><w:u w:color="000000"/><w:bdr w:val="nil"/></w:rPr><w:t>dell</w:t></w:r><w:proofErr w:type="spellEnd"/><w:r><w:rPr><w:rFonts w:ascii="Arial Unicode MS" w:eastAsia="Calibri" w:hAnsi="Arial Unicode MS" w:cs="Calibri"/><w:color w:val="000000"/><w:spacing w:val="1"/><w:sz w:val="16"/><w:szCs w:val="16"/><w:u w:color="000000"/><w:bdr w:val="nil"/><w:rtl/><w:lang w:val="ar-SA"/></w:rPr><w:t>’</w:t></w:r><w:r><w:rPr><w:rFonts w:ascii="Calibri" w:eastAsia="Calibri" w:hAnsi="Calibri" w:cs="Calibri"/><w:color w:val="000000"/><w:spacing w:val="1"/><w:sz w:val="16"/><w:szCs w:val="16"/><w:u w:color="000000"/><w:bdr w:val="nil"/></w:rPr><w:t xml:space="preserve">Albo dei Gruppi Bancari </w:t></w:r><w:r><w:rPr><w:rFonts w:ascii="Calibri" w:eastAsia="Calibri" w:hAnsi="Calibri" w:cs="Calibri"/><w:color w:val="000000"/><w:sz w:val="16"/><w:szCs w:val="16"/><w:u w:color="000000"/><w:bdr w:val="nil"/></w:rPr><w:t>e soggetta all’attività di direzione e coordinamento di <Capogruppo> S.p.A.</w:t></w:r></w:p><w:p><w:pPr><w:pBdr><w:top w:val="nil"/><w:left w:val="nil"/><w:bottom w:val="nil"/><w:right w:val="nil"/><w:between w:val="nil"/><w:bar w:val="nil"/></w:pBdr><w:ind w:left="-426" w:right="-569"/><w:jc w:val="both"/><w:rPr><w:rFonts w:ascii="Calibri" w:eastAsia="Calibri" w:hAnsi="Calibri" w:cs="Calibri"/><w:b/><w:bCs/><w:color w:val="404040"/><w:spacing w:val="-2"/><w:sz w:val="16"/><w:szCs w:val="16"/><w:u w:color="404040"/><w:bdr w:val="nil"/></w:rPr></w:pPr><w:r><w:rPr><w:rFonts w:ascii="Calibri" w:eastAsia="Calibri" w:hAnsi="Calibri" w:cs="Calibri"/><w:color w:val="404040"/><w:sz w:val="16"/><w:szCs w:val="16"/><w:u w:color="404040"/><w:bdr w:val="nil"/></w:rPr><w:t>Banca autorizzata per le operazioni valutarie e in cambi, aderente al Fondo Interbancario di Tutela dei Depositi e al Fondo Nazionale di Garanzia.</w:t></w:r></w:p><w:p><w:pPr><w:widowControl/><w:pBdr><w:top w:val="nil"/><w:left w:val="nil"/><w:bottom w:val="nil"/><w:right w:val="nil"/><w:between w:val="nil"/><w:bar w:val="nil"/></w:pBdr><w:tabs><w:tab w:val="left" w:pos="2180"/></w:tabs><w:autoSpaceDE/><w:autoSpaceDN/><w:adjustRightInd/><w:rPr><w:rFonts w:ascii="Calibri" w:eastAsia="Calibri" w:hAnsi="Calibri" w:cs="Calibri"/><w:color w:val="000000"/><w:sz w:val="22"/><w:szCs w:val="22"/><w:u w:color="000000"/><w:bdr w:val="nil"/></w:rPr></w:pPr><w:r><w:rPr><w:rFonts w:ascii="Calibri" w:eastAsia="Calibri" w:hAnsi="Calibri" w:cs="Calibri"/><w:color w:val="000000"/><w:sz w:val="22"/><w:szCs w:val="22"/><w:u w:color="000000"/><w:bdr w:val="nil"/></w:rPr><w:tab/></w:r></w:p><w:p><w:pPr><w:spacing w:line="0" w:lineRule="atLeast"/><w:ind w:left="-851"/><w:rPr><w:rFonts w:asciiTheme="minorHAnsi" w:hAnsiTheme="minorHAnsi" w:cs="Tahoma"/><w:sz w:val="16"/><w:szCs w:val="16"/></w:rPr></w:pPr></w:p></w:ftr>
 </file>
 
 <file path=word/footnotes.xml><?xml version="1.0" encoding="utf-8"?>
